--- a/public/assets/files/niestacjonarne/KLI.docx
+++ b/public/assets/files/niestacjonarne/KLI.docx
@@ -523,6 +523,7 @@
                 <w:i w:val="0"/>
                 <w:sz w:val="22"/>
               </w:rPr>
+              <w:t>I</w:t>
             </w:r>
           </w:p>
         </w:tc>
@@ -560,6 +561,7 @@
                 <w:i w:val="0"/>
                 <w:sz w:val="22"/>
               </w:rPr>
+              <w:t>obieralny</w:t>
             </w:r>
           </w:p>
         </w:tc>

--- a/public/assets/files/niestacjonarne/KLI.docx
+++ b/public/assets/files/niestacjonarne/KLI.docx
@@ -681,12 +681,22 @@
         <w:tblW w:w="5000" w:type="pct"/>
       </w:tblPr>
       <w:tblGrid>
-        <w:gridCol w:w="9972"/>
+        <w:gridCol w:w="997"/>
+        <w:gridCol w:w="997"/>
+        <w:gridCol w:w="997"/>
+        <w:gridCol w:w="997"/>
+        <w:gridCol w:w="997"/>
+        <w:gridCol w:w="997"/>
+        <w:gridCol w:w="997"/>
+        <w:gridCol w:w="997"/>
+        <w:gridCol w:w="997"/>
+        <w:gridCol w:w="997"/>
       </w:tblGrid>
       <w:tr>
         <w:tc>
           <w:tcPr>
-            <w:tcW w:type="dxa" w:w="9972"/>
+            <w:tcW w:type="dxa" w:w="9970"/>
+            <w:gridSpan w:val="10"/>
             <w:shd w:val="clear" w:color="auto" w:fill="D9D9D9"/>
           </w:tcPr>
           <w:p>
@@ -705,31 +715,34 @@
           </w:p>
         </w:tc>
       </w:tr>
-    </w:tbl>
-    <w:tbl>
-      <w:tblPr>
-        <w:tblW w:type="auto" w:w="0"/>
-        <w:tblLook w:firstColumn="1" w:firstRow="1" w:lastColumn="0" w:lastRow="0" w:noHBand="0" w:noVBand="1" w:val="04A0"/>
-        <w:tblBorders>
-          <w:top w:val="single" w:sz="4" w:space="0" w:color="000000"/>
-          <w:left w:val="single" w:sz="4" w:space="0" w:color="000000"/>
-          <w:bottom w:val="single" w:sz="4" w:space="0" w:color="000000"/>
-          <w:right w:val="single" w:sz="4" w:space="0" w:color="000000"/>
-          <w:insideH w:val="single" w:sz="4" w:space="0" w:color="000000"/>
-          <w:insideV w:val="single" w:sz="4" w:space="0" w:color="000000"/>
-        </w:tblBorders>
-        <w:tblW w:w="5000" w:type="pct"/>
-      </w:tblPr>
-      <w:tblGrid>
-        <w:gridCol w:w="2493"/>
-        <w:gridCol w:w="2493"/>
-        <w:gridCol w:w="2493"/>
-        <w:gridCol w:w="2493"/>
-      </w:tblGrid>
       <w:tr>
         <w:tc>
           <w:tcPr>
-            <w:tcW w:type="dxa" w:w="2493"/>
+            <w:tcW w:type="dxa" w:w="9970"/>
+            <w:gridSpan w:val="10"/>
+            <w:shd w:val="clear" w:color="auto" w:fill="D9D9D9"/>
+          </w:tcPr>
+          <w:p>
+            <w:pPr>
+              <w:spacing w:before="20" w:after="20"/>
+            </w:pPr>
+            <w:r>
+              <w:rPr>
+                <w:rFonts w:ascii="Aptos" w:hAnsi="Aptos"/>
+                <w:b w:val="0"/>
+                <w:i w:val="0"/>
+                <w:sz w:val="16"/>
+              </w:rPr>
+              <w:t>Wymiar godzinowy (liczba godzin w semestrze)</w:t>
+            </w:r>
+          </w:p>
+        </w:tc>
+      </w:tr>
+      <w:tr>
+        <w:tc>
+          <w:tcPr>
+            <w:tcW w:type="dxa" w:w="1994"/>
+            <w:gridSpan w:val="2"/>
             <w:shd w:val="clear" w:color="auto" w:fill="D9D9D9"/>
           </w:tcPr>
           <w:p>
@@ -749,7 +762,8 @@
         </w:tc>
         <w:tc>
           <w:tcPr>
-            <w:tcW w:type="dxa" w:w="2493"/>
+            <w:tcW w:type="dxa" w:w="2991"/>
+            <w:gridSpan w:val="3"/>
             <w:shd w:val="clear" w:color="auto" w:fill="D9D9D9"/>
           </w:tcPr>
           <w:p>
@@ -769,7 +783,8 @@
         </w:tc>
         <w:tc>
           <w:tcPr>
-            <w:tcW w:type="dxa" w:w="2493"/>
+            <w:tcW w:type="dxa" w:w="2991"/>
+            <w:gridSpan w:val="3"/>
             <w:shd w:val="clear" w:color="auto" w:fill="D9D9D9"/>
           </w:tcPr>
           <w:p>
@@ -789,7 +804,8 @@
         </w:tc>
         <w:tc>
           <w:tcPr>
-            <w:tcW w:type="dxa" w:w="2493"/>
+            <w:tcW w:type="dxa" w:w="1994"/>
+            <w:gridSpan w:val="2"/>
             <w:shd w:val="clear" w:color="auto" w:fill="D9D9D9"/>
           </w:tcPr>
           <w:p>
@@ -811,7 +827,8 @@
       <w:tr>
         <w:tc>
           <w:tcPr>
-            <w:tcW w:type="dxa" w:w="2493"/>
+            <w:tcW w:type="dxa" w:w="1994"/>
+            <w:gridSpan w:val="2"/>
           </w:tcPr>
           <w:p>
             <w:pPr>
@@ -830,7 +847,8 @@
         </w:tc>
         <w:tc>
           <w:tcPr>
-            <w:tcW w:type="dxa" w:w="2493"/>
+            <w:tcW w:type="dxa" w:w="2991"/>
+            <w:gridSpan w:val="3"/>
           </w:tcPr>
           <w:p>
             <w:pPr>
@@ -849,7 +867,8 @@
         </w:tc>
         <w:tc>
           <w:tcPr>
-            <w:tcW w:type="dxa" w:w="2493"/>
+            <w:tcW w:type="dxa" w:w="2991"/>
+            <w:gridSpan w:val="3"/>
           </w:tcPr>
           <w:p>
             <w:pPr>
@@ -868,7 +887,8 @@
         </w:tc>
         <w:tc>
           <w:tcPr>
-            <w:tcW w:type="dxa" w:w="2493"/>
+            <w:tcW w:type="dxa" w:w="1994"/>
+            <w:gridSpan w:val="2"/>
           </w:tcPr>
           <w:p>
             <w:pPr>
@@ -886,30 +906,34 @@
           </w:p>
         </w:tc>
       </w:tr>
-    </w:tbl>
-    <w:tbl>
-      <w:tblPr>
-        <w:tblW w:type="auto" w:w="0"/>
-        <w:tblLook w:firstColumn="1" w:firstRow="1" w:lastColumn="0" w:lastRow="0" w:noHBand="0" w:noVBand="1" w:val="04A0"/>
-        <w:tblBorders>
-          <w:top w:val="single" w:sz="4" w:space="0" w:color="000000"/>
-          <w:left w:val="single" w:sz="4" w:space="0" w:color="000000"/>
-          <w:bottom w:val="single" w:sz="4" w:space="0" w:color="000000"/>
-          <w:right w:val="single" w:sz="4" w:space="0" w:color="000000"/>
-          <w:insideH w:val="single" w:sz="4" w:space="0" w:color="000000"/>
-          <w:insideV w:val="single" w:sz="4" w:space="0" w:color="000000"/>
-        </w:tblBorders>
-        <w:tblW w:w="5000" w:type="pct"/>
-      </w:tblPr>
-      <w:tblGrid>
-        <w:gridCol w:w="3324"/>
-        <w:gridCol w:w="3324"/>
-        <w:gridCol w:w="3324"/>
-      </w:tblGrid>
       <w:tr>
         <w:tc>
           <w:tcPr>
-            <w:tcW w:type="dxa" w:w="3324"/>
+            <w:tcW w:type="dxa" w:w="9970"/>
+            <w:gridSpan w:val="10"/>
+            <w:shd w:val="clear" w:color="auto" w:fill="D9D9D9"/>
+          </w:tcPr>
+          <w:p>
+            <w:pPr>
+              <w:spacing w:before="20" w:after="20"/>
+            </w:pPr>
+            <w:r>
+              <w:rPr>
+                <w:rFonts w:ascii="Aptos" w:hAnsi="Aptos"/>
+                <w:b/>
+                <w:i w:val="0"/>
+                <w:sz w:val="22"/>
+              </w:rPr>
+              <w:t>Bilans ECTS</w:t>
+            </w:r>
+          </w:p>
+        </w:tc>
+      </w:tr>
+      <w:tr>
+        <w:tc>
+          <w:tcPr>
+            <w:tcW w:type="dxa" w:w="4985"/>
+            <w:gridSpan w:val="5"/>
             <w:shd w:val="clear" w:color="auto" w:fill="D9D9D9"/>
           </w:tcPr>
           <w:p>
@@ -929,7 +953,8 @@
         </w:tc>
         <w:tc>
           <w:tcPr>
-            <w:tcW w:type="dxa" w:w="3324"/>
+            <w:tcW w:type="dxa" w:w="2991"/>
+            <w:gridSpan w:val="3"/>
             <w:shd w:val="clear" w:color="auto" w:fill="D9D9D9"/>
           </w:tcPr>
           <w:p>
@@ -949,7 +974,8 @@
         </w:tc>
         <w:tc>
           <w:tcPr>
-            <w:tcW w:type="dxa" w:w="3324"/>
+            <w:tcW w:type="dxa" w:w="1994"/>
+            <w:gridSpan w:val="2"/>
             <w:shd w:val="clear" w:color="auto" w:fill="D9D9D9"/>
           </w:tcPr>
           <w:p>
@@ -971,7 +997,8 @@
       <w:tr>
         <w:tc>
           <w:tcPr>
-            <w:tcW w:type="dxa" w:w="3324"/>
+            <w:tcW w:type="dxa" w:w="4985"/>
+            <w:gridSpan w:val="5"/>
           </w:tcPr>
           <w:p>
             <w:pPr>
@@ -990,7 +1017,8 @@
         </w:tc>
         <w:tc>
           <w:tcPr>
-            <w:tcW w:type="dxa" w:w="3324"/>
+            <w:tcW w:type="dxa" w:w="2991"/>
+            <w:gridSpan w:val="3"/>
           </w:tcPr>
           <w:p>
             <w:pPr>
@@ -1009,7 +1037,8 @@
         </w:tc>
         <w:tc>
           <w:tcPr>
-            <w:tcW w:type="dxa" w:w="3324"/>
+            <w:tcW w:type="dxa" w:w="1994"/>
+            <w:gridSpan w:val="2"/>
           </w:tcPr>
           <w:p>
             <w:pPr>
@@ -1030,7 +1059,8 @@
       <w:tr>
         <w:tc>
           <w:tcPr>
-            <w:tcW w:type="dxa" w:w="3324"/>
+            <w:tcW w:type="dxa" w:w="4985"/>
+            <w:gridSpan w:val="5"/>
           </w:tcPr>
           <w:p>
             <w:pPr>
@@ -1049,7 +1079,8 @@
         </w:tc>
         <w:tc>
           <w:tcPr>
-            <w:tcW w:type="dxa" w:w="3324"/>
+            <w:tcW w:type="dxa" w:w="2991"/>
+            <w:gridSpan w:val="3"/>
           </w:tcPr>
           <w:p>
             <w:pPr>
@@ -1068,7 +1099,8 @@
         </w:tc>
         <w:tc>
           <w:tcPr>
-            <w:tcW w:type="dxa" w:w="3324"/>
+            <w:tcW w:type="dxa" w:w="1994"/>
+            <w:gridSpan w:val="2"/>
           </w:tcPr>
           <w:p>
             <w:pPr>
@@ -1089,7 +1121,29 @@
       <w:tr>
         <w:tc>
           <w:tcPr>
-            <w:tcW w:type="dxa" w:w="3324"/>
+            <w:tcW w:type="dxa" w:w="4985"/>
+            <w:gridSpan w:val="5"/>
+            <w:shd w:val="clear" w:color="auto" w:fill="D9D9D9"/>
+          </w:tcPr>
+          <w:p>
+            <w:pPr>
+              <w:spacing w:before="20" w:after="20"/>
+            </w:pPr>
+            <w:r>
+              <w:rPr>
+                <w:rFonts w:ascii="Aptos" w:hAnsi="Aptos"/>
+                <w:b/>
+                <w:i w:val="0"/>
+                <w:sz w:val="16"/>
+              </w:rPr>
+              <w:t>Opis samodzielnej pracy studenta</w:t>
+            </w:r>
+          </w:p>
+        </w:tc>
+        <w:tc>
+          <w:tcPr>
+            <w:tcW w:type="dxa" w:w="4985"/>
+            <w:gridSpan w:val="5"/>
           </w:tcPr>
           <w:p>
             <w:pPr>
@@ -1102,45 +1156,6 @@
                 <w:i w:val="0"/>
                 <w:sz w:val="22"/>
               </w:rPr>
-              <w:t>Suma</w:t>
-            </w:r>
-          </w:p>
-        </w:tc>
-        <w:tc>
-          <w:tcPr>
-            <w:tcW w:type="dxa" w:w="3324"/>
-          </w:tcPr>
-          <w:p>
-            <w:pPr>
-              <w:spacing w:before="20" w:after="20"/>
-            </w:pPr>
-            <w:r>
-              <w:rPr>
-                <w:rFonts w:ascii="Aptos" w:hAnsi="Aptos"/>
-                <w:b w:val="0"/>
-                <w:i w:val="0"/>
-                <w:sz w:val="22"/>
-              </w:rPr>
-              <w:t>50</w:t>
-            </w:r>
-          </w:p>
-        </w:tc>
-        <w:tc>
-          <w:tcPr>
-            <w:tcW w:type="dxa" w:w="3324"/>
-          </w:tcPr>
-          <w:p>
-            <w:pPr>
-              <w:spacing w:before="20" w:after="20"/>
-            </w:pPr>
-            <w:r>
-              <w:rPr>
-                <w:rFonts w:ascii="Aptos" w:hAnsi="Aptos"/>
-                <w:b w:val="0"/>
-                <w:i w:val="0"/>
-                <w:sz w:val="22"/>
-              </w:rPr>
-              <w:t>2</w:t>
             </w:r>
           </w:p>
         </w:tc>
@@ -1785,14 +1800,14 @@
         <w:tblW w:w="5000" w:type="pct"/>
       </w:tblPr>
       <w:tblGrid>
-        <w:gridCol w:w="3324"/>
-        <w:gridCol w:w="3324"/>
-        <w:gridCol w:w="3324"/>
+        <w:gridCol w:w="680"/>
+        <w:gridCol w:w="4536"/>
+        <w:gridCol w:w="4252"/>
       </w:tblGrid>
       <w:tr>
         <w:tc>
           <w:tcPr>
-            <w:tcW w:type="dxa" w:w="9972"/>
+            <w:tcW w:type="dxa" w:w="9468"/>
             <w:gridSpan w:val="3"/>
             <w:shd w:val="clear" w:color="auto" w:fill="D9D9D9"/>
           </w:tcPr>
@@ -1815,7 +1830,7 @@
       <w:tr>
         <w:tc>
           <w:tcPr>
-            <w:tcW w:type="dxa" w:w="3324"/>
+            <w:tcW w:type="dxa" w:w="680"/>
             <w:shd w:val="clear" w:color="auto" w:fill="D9D9D9"/>
           </w:tcPr>
           <w:p>
@@ -1835,7 +1850,7 @@
         </w:tc>
         <w:tc>
           <w:tcPr>
-            <w:tcW w:type="dxa" w:w="3324"/>
+            <w:tcW w:type="dxa" w:w="4536"/>
             <w:shd w:val="clear" w:color="auto" w:fill="D9D9D9"/>
           </w:tcPr>
           <w:p>
@@ -1855,7 +1870,7 @@
         </w:tc>
         <w:tc>
           <w:tcPr>
-            <w:tcW w:type="dxa" w:w="3324"/>
+            <w:tcW w:type="dxa" w:w="4252"/>
             <w:shd w:val="clear" w:color="auto" w:fill="D9D9D9"/>
           </w:tcPr>
           <w:p>
@@ -1877,7 +1892,7 @@
       <w:tr>
         <w:tc>
           <w:tcPr>
-            <w:tcW w:type="dxa" w:w="3324"/>
+            <w:tcW w:type="dxa" w:w="680"/>
           </w:tcPr>
           <w:p>
             <w:pPr>
@@ -1896,7 +1911,7 @@
         </w:tc>
         <w:tc>
           <w:tcPr>
-            <w:tcW w:type="dxa" w:w="3324"/>
+            <w:tcW w:type="dxa" w:w="4536"/>
           </w:tcPr>
           <w:p>
             <w:pPr>
@@ -1915,7 +1930,7 @@
         </w:tc>
         <w:tc>
           <w:tcPr>
-            <w:tcW w:type="dxa" w:w="3324"/>
+            <w:tcW w:type="dxa" w:w="4252"/>
           </w:tcPr>
           <w:p>
             <w:pPr>
@@ -1935,7 +1950,7 @@
       <w:tr>
         <w:tc>
           <w:tcPr>
-            <w:tcW w:type="dxa" w:w="3324"/>
+            <w:tcW w:type="dxa" w:w="680"/>
           </w:tcPr>
           <w:p>
             <w:pPr>
@@ -1954,7 +1969,7 @@
         </w:tc>
         <w:tc>
           <w:tcPr>
-            <w:tcW w:type="dxa" w:w="3324"/>
+            <w:tcW w:type="dxa" w:w="4536"/>
           </w:tcPr>
           <w:p>
             <w:pPr>
@@ -1973,7 +1988,7 @@
         </w:tc>
         <w:tc>
           <w:tcPr>
-            <w:tcW w:type="dxa" w:w="3324"/>
+            <w:tcW w:type="dxa" w:w="4252"/>
           </w:tcPr>
           <w:p>
             <w:pPr>
@@ -1993,7 +2008,7 @@
       <w:tr>
         <w:tc>
           <w:tcPr>
-            <w:tcW w:type="dxa" w:w="3324"/>
+            <w:tcW w:type="dxa" w:w="680"/>
           </w:tcPr>
           <w:p>
             <w:pPr>
@@ -2012,7 +2027,7 @@
         </w:tc>
         <w:tc>
           <w:tcPr>
-            <w:tcW w:type="dxa" w:w="3324"/>
+            <w:tcW w:type="dxa" w:w="4536"/>
           </w:tcPr>
           <w:p>
             <w:pPr>
@@ -2031,7 +2046,7 @@
         </w:tc>
         <w:tc>
           <w:tcPr>
-            <w:tcW w:type="dxa" w:w="3324"/>
+            <w:tcW w:type="dxa" w:w="4252"/>
           </w:tcPr>
           <w:p>
             <w:pPr>
@@ -2051,7 +2066,7 @@
       <w:tr>
         <w:tc>
           <w:tcPr>
-            <w:tcW w:type="dxa" w:w="3324"/>
+            <w:tcW w:type="dxa" w:w="680"/>
           </w:tcPr>
           <w:p>
             <w:pPr>
@@ -2070,7 +2085,7 @@
         </w:tc>
         <w:tc>
           <w:tcPr>
-            <w:tcW w:type="dxa" w:w="3324"/>
+            <w:tcW w:type="dxa" w:w="4536"/>
           </w:tcPr>
           <w:p>
             <w:pPr>
@@ -2089,7 +2104,7 @@
         </w:tc>
         <w:tc>
           <w:tcPr>
-            <w:tcW w:type="dxa" w:w="3324"/>
+            <w:tcW w:type="dxa" w:w="4252"/>
           </w:tcPr>
           <w:p>
             <w:pPr>
@@ -2109,7 +2124,7 @@
       <w:tr>
         <w:tc>
           <w:tcPr>
-            <w:tcW w:type="dxa" w:w="3324"/>
+            <w:tcW w:type="dxa" w:w="680"/>
           </w:tcPr>
           <w:p>
             <w:pPr>
@@ -2128,7 +2143,7 @@
         </w:tc>
         <w:tc>
           <w:tcPr>
-            <w:tcW w:type="dxa" w:w="3324"/>
+            <w:tcW w:type="dxa" w:w="4536"/>
           </w:tcPr>
           <w:p>
             <w:pPr>
@@ -2147,7 +2162,7 @@
         </w:tc>
         <w:tc>
           <w:tcPr>
-            <w:tcW w:type="dxa" w:w="3324"/>
+            <w:tcW w:type="dxa" w:w="4252"/>
           </w:tcPr>
           <w:p>
             <w:pPr>
@@ -2167,7 +2182,7 @@
       <w:tr>
         <w:tc>
           <w:tcPr>
-            <w:tcW w:type="dxa" w:w="3324"/>
+            <w:tcW w:type="dxa" w:w="680"/>
           </w:tcPr>
           <w:p>
             <w:pPr>
@@ -2186,7 +2201,7 @@
         </w:tc>
         <w:tc>
           <w:tcPr>
-            <w:tcW w:type="dxa" w:w="3324"/>
+            <w:tcW w:type="dxa" w:w="4536"/>
           </w:tcPr>
           <w:p>
             <w:pPr>
@@ -2205,7 +2220,7 @@
         </w:tc>
         <w:tc>
           <w:tcPr>
-            <w:tcW w:type="dxa" w:w="3324"/>
+            <w:tcW w:type="dxa" w:w="4252"/>
           </w:tcPr>
           <w:p>
             <w:pPr>
@@ -2225,7 +2240,7 @@
       <w:tr>
         <w:tc>
           <w:tcPr>
-            <w:tcW w:type="dxa" w:w="3324"/>
+            <w:tcW w:type="dxa" w:w="680"/>
           </w:tcPr>
           <w:p>
             <w:pPr>
@@ -2244,7 +2259,7 @@
         </w:tc>
         <w:tc>
           <w:tcPr>
-            <w:tcW w:type="dxa" w:w="3324"/>
+            <w:tcW w:type="dxa" w:w="4536"/>
           </w:tcPr>
           <w:p>
             <w:pPr>
@@ -2263,7 +2278,7 @@
         </w:tc>
         <w:tc>
           <w:tcPr>
-            <w:tcW w:type="dxa" w:w="3324"/>
+            <w:tcW w:type="dxa" w:w="4252"/>
           </w:tcPr>
           <w:p>
             <w:pPr>
@@ -2644,6 +2659,7 @@
                 <w:i w:val="0"/>
                 <w:sz w:val="22"/>
               </w:rPr>
+              <w:t>Obecność i aktywność na zajęciach (waga 100%)</w:t>
             </w:r>
           </w:p>
         </w:tc>
@@ -2701,6 +2717,7 @@
                 <w:i w:val="0"/>
                 <w:sz w:val="22"/>
               </w:rPr>
+              <w:t>Obecność i aktywność na zajęciach (waga 100%)</w:t>
             </w:r>
           </w:p>
         </w:tc>
@@ -2758,6 +2775,7 @@
                 <w:i w:val="0"/>
                 <w:sz w:val="22"/>
               </w:rPr>
+              <w:t>Obecność i aktywność na zajęciach (waga 100%)</w:t>
             </w:r>
           </w:p>
         </w:tc>
@@ -2920,6 +2938,7 @@
                 <w:i w:val="0"/>
                 <w:sz w:val="22"/>
               </w:rPr>
+              <w:t>Obecność i aktywność na zajęciach (waga 100%)</w:t>
             </w:r>
           </w:p>
         </w:tc>
@@ -2977,6 +2996,7 @@
                 <w:i w:val="0"/>
                 <w:sz w:val="22"/>
               </w:rPr>
+              <w:t>Obecność i aktywność na zajęciach (waga 100%)</w:t>
             </w:r>
           </w:p>
         </w:tc>
@@ -3034,6 +3054,7 @@
                 <w:i w:val="0"/>
                 <w:sz w:val="22"/>
               </w:rPr>
+              <w:t>Obecność i aktywność na zajęciach (waga 100%)</w:t>
             </w:r>
           </w:p>
         </w:tc>
@@ -3196,6 +3217,7 @@
                 <w:i w:val="0"/>
                 <w:sz w:val="22"/>
               </w:rPr>
+              <w:t>Obecność i aktywność na zajęciach (waga 100%)</w:t>
             </w:r>
           </w:p>
         </w:tc>
@@ -3253,6 +3275,7 @@
                 <w:i w:val="0"/>
                 <w:sz w:val="22"/>
               </w:rPr>
+              <w:t>Obecność i aktywność na zajęciach (waga 100%)</w:t>
             </w:r>
           </w:p>
         </w:tc>
@@ -3358,62 +3381,6 @@
                 <w:sz w:val="16"/>
               </w:rPr>
               <w:t>Wyposażenie specjalistyczne konieczne do realizacji przedmiotu</w:t>
-            </w:r>
-          </w:p>
-        </w:tc>
-      </w:tr>
-      <w:tr>
-        <w:tc>
-          <w:tcPr>
-            <w:tcW w:type="dxa" w:w="3324"/>
-          </w:tcPr>
-          <w:p>
-            <w:pPr>
-              <w:spacing w:before="20" w:after="20"/>
-            </w:pPr>
-            <w:r>
-              <w:rPr>
-                <w:rFonts w:ascii="Aptos" w:hAnsi="Aptos"/>
-                <w:b w:val="0"/>
-                <w:i w:val="0"/>
-                <w:sz w:val="22"/>
-              </w:rPr>
-            </w:r>
-          </w:p>
-        </w:tc>
-        <w:tc>
-          <w:tcPr>
-            <w:tcW w:type="dxa" w:w="3324"/>
-          </w:tcPr>
-          <w:p>
-            <w:pPr>
-              <w:spacing w:before="20" w:after="20"/>
-            </w:pPr>
-            <w:r>
-              <w:rPr>
-                <w:rFonts w:ascii="Aptos" w:hAnsi="Aptos"/>
-                <w:b w:val="0"/>
-                <w:i w:val="0"/>
-                <w:sz w:val="22"/>
-              </w:rPr>
-            </w:r>
-          </w:p>
-        </w:tc>
-        <w:tc>
-          <w:tcPr>
-            <w:tcW w:type="dxa" w:w="3324"/>
-          </w:tcPr>
-          <w:p>
-            <w:pPr>
-              <w:spacing w:before="20" w:after="20"/>
-            </w:pPr>
-            <w:r>
-              <w:rPr>
-                <w:rFonts w:ascii="Aptos" w:hAnsi="Aptos"/>
-                <w:b w:val="0"/>
-                <w:i w:val="0"/>
-                <w:sz w:val="22"/>
-              </w:rPr>
             </w:r>
           </w:p>
         </w:tc>

--- a/public/assets/files/niestacjonarne/KLI.docx
+++ b/public/assets/files/niestacjonarne/KLI.docx
@@ -1156,6 +1156,7 @@
                 <w:i w:val="0"/>
                 <w:sz w:val="22"/>
               </w:rPr>
+              <w:t>Lektura wskazanych materiałów dotyczących kompetencji liderskich; refleksja i analiza własnych doświadczeń; przygotowanie do aktywnego udziału w konwersatorium.</w:t>
             </w:r>
           </w:p>
         </w:tc>
@@ -1542,7 +1543,7 @@
                 <w:rFonts w:ascii="Aptos" w:hAnsi="Aptos"/>
                 <w:sz w:val="22"/>
               </w:rPr>
-              <w:t>1. Obecność i aktywność na zajęciach (waga 100%)</w:t>
+              <w:t>1. ocena pracy podczas ćwiczenia</w:t>
             </w:r>
           </w:p>
         </w:tc>
@@ -1557,9 +1558,10 @@
             <w:r>
               <w:rPr>
                 <w:rFonts w:ascii="Aptos" w:hAnsi="Aptos"/>
+                <w:b w:val="0"/>
+                <w:i w:val="0"/>
                 <w:sz w:val="22"/>
               </w:rPr>
-              <w:t>1. Obecność i aktywność na zajęciach (waga 100%)</w:t>
             </w:r>
           </w:p>
         </w:tc>
@@ -2659,7 +2661,7 @@
                 <w:i w:val="0"/>
                 <w:sz w:val="22"/>
               </w:rPr>
-              <w:t>Obecność i aktywność na zajęciach (waga 100%)</w:t>
+              <w:t>ocena pracy podczas ćwiczenia</w:t>
             </w:r>
           </w:p>
         </w:tc>
@@ -2717,7 +2719,7 @@
                 <w:i w:val="0"/>
                 <w:sz w:val="22"/>
               </w:rPr>
-              <w:t>Obecność i aktywność na zajęciach (waga 100%)</w:t>
+              <w:t>ocena pracy podczas ćwiczenia</w:t>
             </w:r>
           </w:p>
         </w:tc>
@@ -2775,7 +2777,7 @@
                 <w:i w:val="0"/>
                 <w:sz w:val="22"/>
               </w:rPr>
-              <w:t>Obecność i aktywność na zajęciach (waga 100%)</w:t>
+              <w:t>ocena pracy podczas ćwiczenia</w:t>
             </w:r>
           </w:p>
         </w:tc>
@@ -2938,7 +2940,7 @@
                 <w:i w:val="0"/>
                 <w:sz w:val="22"/>
               </w:rPr>
-              <w:t>Obecność i aktywność na zajęciach (waga 100%)</w:t>
+              <w:t>ocena pracy podczas ćwiczenia</w:t>
             </w:r>
           </w:p>
         </w:tc>
@@ -2996,7 +2998,7 @@
                 <w:i w:val="0"/>
                 <w:sz w:val="22"/>
               </w:rPr>
-              <w:t>Obecność i aktywność na zajęciach (waga 100%)</w:t>
+              <w:t>ocena pracy podczas ćwiczenia</w:t>
             </w:r>
           </w:p>
         </w:tc>
@@ -3054,7 +3056,7 @@
                 <w:i w:val="0"/>
                 <w:sz w:val="22"/>
               </w:rPr>
-              <w:t>Obecność i aktywność na zajęciach (waga 100%)</w:t>
+              <w:t>ocena pracy podczas ćwiczenia</w:t>
             </w:r>
           </w:p>
         </w:tc>
@@ -3217,7 +3219,7 @@
                 <w:i w:val="0"/>
                 <w:sz w:val="22"/>
               </w:rPr>
-              <w:t>Obecność i aktywność na zajęciach (waga 100%)</w:t>
+              <w:t>ocena pracy podczas ćwiczenia</w:t>
             </w:r>
           </w:p>
         </w:tc>
@@ -3275,7 +3277,7 @@
                 <w:i w:val="0"/>
                 <w:sz w:val="22"/>
               </w:rPr>
-              <w:t>Obecność i aktywność na zajęciach (waga 100%)</w:t>
+              <w:t>ocena pracy podczas ćwiczenia</w:t>
             </w:r>
           </w:p>
         </w:tc>

--- a/public/assets/files/niestacjonarne/KLI.docx
+++ b/public/assets/files/niestacjonarne/KLI.docx
@@ -144,7 +144,7 @@
                 <w:i w:val="0"/>
                 <w:sz w:val="22"/>
               </w:rPr>
-              <w:t>19.02.2026</w:t>
+              <w:t>08.03.2026</w:t>
             </w:r>
           </w:p>
         </w:tc>
@@ -599,7 +599,7 @@
                 <w:i w:val="0"/>
                 <w:sz w:val="22"/>
               </w:rPr>
-              <w:t>5</w:t>
+              <w:t>6</w:t>
             </w:r>
           </w:p>
         </w:tc>

--- a/public/assets/files/niestacjonarne/KLI.docx
+++ b/public/assets/files/niestacjonarne/KLI.docx
@@ -2624,6 +2624,7 @@
                 <w:i w:val="0"/>
                 <w:sz w:val="22"/>
               </w:rPr>
+              <w:t>K_W17</w:t>
             </w:r>
           </w:p>
         </w:tc>
@@ -2682,6 +2683,7 @@
                 <w:i w:val="0"/>
                 <w:sz w:val="22"/>
               </w:rPr>
+              <w:t>K_W17</w:t>
             </w:r>
           </w:p>
         </w:tc>
@@ -2740,6 +2742,7 @@
                 <w:i w:val="0"/>
                 <w:sz w:val="22"/>
               </w:rPr>
+              <w:t>K_W17</w:t>
             </w:r>
           </w:p>
         </w:tc>
@@ -2903,6 +2906,7 @@
                 <w:i w:val="0"/>
                 <w:sz w:val="22"/>
               </w:rPr>
+              <w:t>K_U05</w:t>
             </w:r>
           </w:p>
         </w:tc>
@@ -2940,7 +2944,6 @@
                 <w:i w:val="0"/>
                 <w:sz w:val="22"/>
               </w:rPr>
-              <w:t>ocena pracy podczas ćwiczenia</w:t>
             </w:r>
           </w:p>
         </w:tc>
@@ -2961,6 +2964,7 @@
                 <w:i w:val="0"/>
                 <w:sz w:val="22"/>
               </w:rPr>
+              <w:t>K_U05</w:t>
             </w:r>
           </w:p>
         </w:tc>
@@ -2998,7 +3002,6 @@
                 <w:i w:val="0"/>
                 <w:sz w:val="22"/>
               </w:rPr>
-              <w:t>ocena pracy podczas ćwiczenia</w:t>
             </w:r>
           </w:p>
         </w:tc>
@@ -3019,6 +3022,7 @@
                 <w:i w:val="0"/>
                 <w:sz w:val="22"/>
               </w:rPr>
+              <w:t>K_U05</w:t>
             </w:r>
           </w:p>
         </w:tc>
@@ -3056,7 +3060,6 @@
                 <w:i w:val="0"/>
                 <w:sz w:val="22"/>
               </w:rPr>
-              <w:t>ocena pracy podczas ćwiczenia</w:t>
             </w:r>
           </w:p>
         </w:tc>
@@ -3182,6 +3185,7 @@
                 <w:i w:val="0"/>
                 <w:sz w:val="22"/>
               </w:rPr>
+              <w:t>K_K06</w:t>
             </w:r>
           </w:p>
         </w:tc>
@@ -3219,7 +3223,6 @@
                 <w:i w:val="0"/>
                 <w:sz w:val="22"/>
               </w:rPr>
-              <w:t>ocena pracy podczas ćwiczenia</w:t>
             </w:r>
           </w:p>
         </w:tc>
@@ -3240,6 +3243,7 @@
                 <w:i w:val="0"/>
                 <w:sz w:val="22"/>
               </w:rPr>
+              <w:t>K_K04</w:t>
             </w:r>
           </w:p>
         </w:tc>
@@ -3277,7 +3281,6 @@
                 <w:i w:val="0"/>
                 <w:sz w:val="22"/>
               </w:rPr>
-              <w:t>ocena pracy podczas ćwiczenia</w:t>
             </w:r>
           </w:p>
         </w:tc>

--- a/public/assets/files/niestacjonarne/KLI.docx
+++ b/public/assets/files/niestacjonarne/KLI.docx
@@ -1803,14 +1803,13 @@
       </w:tblPr>
       <w:tblGrid>
         <w:gridCol w:w="680"/>
-        <w:gridCol w:w="4536"/>
-        <w:gridCol w:w="4252"/>
+        <w:gridCol w:w="8788"/>
       </w:tblGrid>
       <w:tr>
         <w:tc>
           <w:tcPr>
             <w:tcW w:type="dxa" w:w="9468"/>
-            <w:gridSpan w:val="3"/>
+            <w:gridSpan w:val="2"/>
             <w:shd w:val="clear" w:color="auto" w:fill="D9D9D9"/>
           </w:tcPr>
           <w:p>
@@ -1852,7 +1851,7 @@
         </w:tc>
         <w:tc>
           <w:tcPr>
-            <w:tcW w:type="dxa" w:w="4536"/>
+            <w:tcW w:type="dxa" w:w="8788"/>
             <w:shd w:val="clear" w:color="auto" w:fill="D9D9D9"/>
           </w:tcPr>
           <w:p>
@@ -1866,27 +1865,7 @@
                 <w:i w:val="0"/>
                 <w:sz w:val="16"/>
               </w:rPr>
-              <w:t>Wykład</w:t>
-            </w:r>
-          </w:p>
-        </w:tc>
-        <w:tc>
-          <w:tcPr>
-            <w:tcW w:type="dxa" w:w="4252"/>
-            <w:shd w:val="clear" w:color="auto" w:fill="D9D9D9"/>
-          </w:tcPr>
-          <w:p>
-            <w:pPr>
-              <w:spacing w:before="20" w:after="20"/>
-            </w:pPr>
-            <w:r>
-              <w:rPr>
-                <w:rFonts w:ascii="Aptos" w:hAnsi="Aptos"/>
-                <w:b/>
-                <w:i w:val="0"/>
-                <w:sz w:val="16"/>
-              </w:rPr>
-              <w:t>Ćwiczenia / Laboratorium / Pracownia</w:t>
+              <w:t>Treści programowe</w:t>
             </w:r>
           </w:p>
         </w:tc>
@@ -1913,7 +1892,7 @@
         </w:tc>
         <w:tc>
           <w:tcPr>
-            <w:tcW w:type="dxa" w:w="4536"/>
+            <w:tcW w:type="dxa" w:w="8788"/>
           </w:tcPr>
           <w:p>
             <w:pPr>
@@ -1927,24 +1906,6 @@
                 <w:sz w:val="22"/>
               </w:rPr>
               <w:t>Fundamenty Przywództwa. Ewolucja lidera – od dowodzenia i kontroli do Servant Leadership.</w:t>
-            </w:r>
-          </w:p>
-        </w:tc>
-        <w:tc>
-          <w:tcPr>
-            <w:tcW w:type="dxa" w:w="4252"/>
-          </w:tcPr>
-          <w:p>
-            <w:pPr>
-              <w:spacing w:before="20" w:after="20"/>
-            </w:pPr>
-            <w:r>
-              <w:rPr>
-                <w:rFonts w:ascii="Aptos" w:hAnsi="Aptos"/>
-                <w:b w:val="0"/>
-                <w:i w:val="0"/>
-                <w:sz w:val="22"/>
-              </w:rPr>
             </w:r>
           </w:p>
         </w:tc>
@@ -1971,7 +1932,7 @@
         </w:tc>
         <w:tc>
           <w:tcPr>
-            <w:tcW w:type="dxa" w:w="4536"/>
+            <w:tcW w:type="dxa" w:w="8788"/>
           </w:tcPr>
           <w:p>
             <w:pPr>
@@ -1985,24 +1946,6 @@
                 <w:sz w:val="22"/>
               </w:rPr>
               <w:t>Budowanie Zespołu. Rekrutacja "culture fit", onboarding i etapy formowania się zespołu.</w:t>
-            </w:r>
-          </w:p>
-        </w:tc>
-        <w:tc>
-          <w:tcPr>
-            <w:tcW w:type="dxa" w:w="4252"/>
-          </w:tcPr>
-          <w:p>
-            <w:pPr>
-              <w:spacing w:before="20" w:after="20"/>
-            </w:pPr>
-            <w:r>
-              <w:rPr>
-                <w:rFonts w:ascii="Aptos" w:hAnsi="Aptos"/>
-                <w:b w:val="0"/>
-                <w:i w:val="0"/>
-                <w:sz w:val="22"/>
-              </w:rPr>
             </w:r>
           </w:p>
         </w:tc>
@@ -2029,7 +1972,7 @@
         </w:tc>
         <w:tc>
           <w:tcPr>
-            <w:tcW w:type="dxa" w:w="4536"/>
+            <w:tcW w:type="dxa" w:w="8788"/>
           </w:tcPr>
           <w:p>
             <w:pPr>
@@ -2043,24 +1986,6 @@
                 <w:sz w:val="22"/>
               </w:rPr>
               <w:t>Komunikacja Lidera. Asertywność, radykalna szczerość (Radical Candor) i komunikacja w sytuacjach kryzysowych.</w:t>
-            </w:r>
-          </w:p>
-        </w:tc>
-        <w:tc>
-          <w:tcPr>
-            <w:tcW w:type="dxa" w:w="4252"/>
-          </w:tcPr>
-          <w:p>
-            <w:pPr>
-              <w:spacing w:before="20" w:after="20"/>
-            </w:pPr>
-            <w:r>
-              <w:rPr>
-                <w:rFonts w:ascii="Aptos" w:hAnsi="Aptos"/>
-                <w:b w:val="0"/>
-                <w:i w:val="0"/>
-                <w:sz w:val="22"/>
-              </w:rPr>
             </w:r>
           </w:p>
         </w:tc>
@@ -2087,7 +2012,7 @@
         </w:tc>
         <w:tc>
           <w:tcPr>
-            <w:tcW w:type="dxa" w:w="4536"/>
+            <w:tcW w:type="dxa" w:w="8788"/>
           </w:tcPr>
           <w:p>
             <w:pPr>
@@ -2101,24 +2026,6 @@
                 <w:sz w:val="22"/>
               </w:rPr>
               <w:t>Motywacja i Zarządzanie Wydajnością. Co motywuje programistów? Autonomia, mistrzostwo i cel (Model Pinka).</w:t>
-            </w:r>
-          </w:p>
-        </w:tc>
-        <w:tc>
-          <w:tcPr>
-            <w:tcW w:type="dxa" w:w="4252"/>
-          </w:tcPr>
-          <w:p>
-            <w:pPr>
-              <w:spacing w:before="20" w:after="20"/>
-            </w:pPr>
-            <w:r>
-              <w:rPr>
-                <w:rFonts w:ascii="Aptos" w:hAnsi="Aptos"/>
-                <w:b w:val="0"/>
-                <w:i w:val="0"/>
-                <w:sz w:val="22"/>
-              </w:rPr>
             </w:r>
           </w:p>
         </w:tc>
@@ -2145,7 +2052,7 @@
         </w:tc>
         <w:tc>
           <w:tcPr>
-            <w:tcW w:type="dxa" w:w="4536"/>
+            <w:tcW w:type="dxa" w:w="8788"/>
           </w:tcPr>
           <w:p>
             <w:pPr>
@@ -2159,24 +2066,6 @@
                 <w:sz w:val="22"/>
               </w:rPr>
               <w:t>Facylitacja i Podejmowanie Decyzji. Techniki wspólnego rozwiązywania problemów i delegowanie uprawnień (Management 3.0).</w:t>
-            </w:r>
-          </w:p>
-        </w:tc>
-        <w:tc>
-          <w:tcPr>
-            <w:tcW w:type="dxa" w:w="4252"/>
-          </w:tcPr>
-          <w:p>
-            <w:pPr>
-              <w:spacing w:before="20" w:after="20"/>
-            </w:pPr>
-            <w:r>
-              <w:rPr>
-                <w:rFonts w:ascii="Aptos" w:hAnsi="Aptos"/>
-                <w:b w:val="0"/>
-                <w:i w:val="0"/>
-                <w:sz w:val="22"/>
-              </w:rPr>
             </w:r>
           </w:p>
         </w:tc>
@@ -2203,7 +2092,7 @@
         </w:tc>
         <w:tc>
           <w:tcPr>
-            <w:tcW w:type="dxa" w:w="4536"/>
+            <w:tcW w:type="dxa" w:w="8788"/>
           </w:tcPr>
           <w:p>
             <w:pPr>
@@ -2217,24 +2106,6 @@
                 <w:sz w:val="22"/>
               </w:rPr>
               <w:t>Inteligencja Emocjonalna. Zarządzanie stresem własnym i zespołu, empatia w pracy zdalnej.</w:t>
-            </w:r>
-          </w:p>
-        </w:tc>
-        <w:tc>
-          <w:tcPr>
-            <w:tcW w:type="dxa" w:w="4252"/>
-          </w:tcPr>
-          <w:p>
-            <w:pPr>
-              <w:spacing w:before="20" w:after="20"/>
-            </w:pPr>
-            <w:r>
-              <w:rPr>
-                <w:rFonts w:ascii="Aptos" w:hAnsi="Aptos"/>
-                <w:b w:val="0"/>
-                <w:i w:val="0"/>
-                <w:sz w:val="22"/>
-              </w:rPr>
             </w:r>
           </w:p>
         </w:tc>
@@ -2261,7 +2132,7 @@
         </w:tc>
         <w:tc>
           <w:tcPr>
-            <w:tcW w:type="dxa" w:w="4536"/>
+            <w:tcW w:type="dxa" w:w="8788"/>
           </w:tcPr>
           <w:p>
             <w:pPr>
@@ -2275,24 +2146,6 @@
                 <w:sz w:val="22"/>
               </w:rPr>
               <w:t>Personal Branding Lidera. Budowanie autorytetu technicznego i osobistego wewnątrz i na zewnątrz organizacji.</w:t>
-            </w:r>
-          </w:p>
-        </w:tc>
-        <w:tc>
-          <w:tcPr>
-            <w:tcW w:type="dxa" w:w="4252"/>
-          </w:tcPr>
-          <w:p>
-            <w:pPr>
-              <w:spacing w:before="20" w:after="20"/>
-            </w:pPr>
-            <w:r>
-              <w:rPr>
-                <w:rFonts w:ascii="Aptos" w:hAnsi="Aptos"/>
-                <w:b w:val="0"/>
-                <w:i w:val="0"/>
-                <w:sz w:val="22"/>
-              </w:rPr>
             </w:r>
           </w:p>
         </w:tc>
